--- a/fuentes/122153_CF4_DU.docx
+++ b/fuentes/122153_CF4_DU.docx
@@ -1,6 +1,6 @@
 
 <file path=word/document.xml><?xml version="1.0" encoding="utf-8"?>
-<w:document xmlns:wpc="http://schemas.microsoft.com/office/word/2010/wordprocessingCanvas" xmlns:cx="http://schemas.microsoft.com/office/drawing/2014/chartex" xmlns:cx1="http://schemas.microsoft.com/office/drawing/2015/9/8/chartex" xmlns:cx2="http://schemas.microsoft.com/office/drawing/2015/10/21/chartex" xmlns:cx3="http://schemas.microsoft.com/office/drawing/2016/5/9/chartex" xmlns:cx4="http://schemas.microsoft.com/office/drawing/2016/5/10/chartex" xmlns:cx5="http://schemas.microsoft.com/office/drawing/2016/5/11/chartex" xmlns:cx6="http://schemas.microsoft.com/office/drawing/2016/5/12/chartex" xmlns:cx7="http://schemas.microsoft.com/office/drawing/2016/5/13/chartex" xmlns:cx8="http://schemas.microsoft.com/office/drawing/2016/5/14/chartex" xmlns:mc="http://schemas.openxmlformats.org/markup-compatibility/2006" xmlns:aink="http://schemas.microsoft.com/office/drawing/2016/ink" xmlns:am3d="http://schemas.microsoft.com/office/drawing/2017/model3d" xmlns:o="urn:schemas-microsoft-com:office:office" xmlns:r="http://schemas.openxmlformats.org/officeDocument/2006/relationships" xmlns:m="http://schemas.openxmlformats.org/officeDocument/2006/math" xmlns:v="urn:schemas-microsoft-com:vml" xmlns:wp14="http://schemas.microsoft.com/office/word/2010/wordprocessingDrawing" xmlns:wp="http://schemas.openxmlformats.org/drawingml/2006/wordprocessingDrawing" xmlns:w10="urn:schemas-microsoft-com:office:word" xmlns:w="http://schemas.openxmlformats.org/wordprocessingml/2006/main" xmlns:w14="http://schemas.microsoft.com/office/word/2010/wordml" xmlns:w15="http://schemas.microsoft.com/office/word/2012/wordml" xmlns:w16cex="http://schemas.microsoft.com/office/word/2018/wordml/cex" xmlns:w16cid="http://schemas.microsoft.com/office/word/2016/wordml/cid" xmlns:w16="http://schemas.microsoft.com/office/word/2018/wordml" xmlns:w16sdtdh="http://schemas.microsoft.com/office/word/2020/wordml/sdtdatahash" xmlns:w16se="http://schemas.microsoft.com/office/word/2015/wordml/symex" xmlns:wpg="http://schemas.microsoft.com/office/word/2010/wordprocessingGroup" xmlns:wpi="http://schemas.microsoft.com/office/word/2010/wordprocessingInk" xmlns:wne="http://schemas.microsoft.com/office/word/2006/wordml" xmlns:wps="http://schemas.microsoft.com/office/word/2010/wordprocessingShape" mc:Ignorable="w14 w15 w16se w16cid w16 w16cex w16sdtdh wp14">
+<w:document xmlns:wpc="http://schemas.microsoft.com/office/word/2010/wordprocessingCanvas" xmlns:cx="http://schemas.microsoft.com/office/drawing/2014/chartex" xmlns:cx1="http://schemas.microsoft.com/office/drawing/2015/9/8/chartex" xmlns:cx2="http://schemas.microsoft.com/office/drawing/2015/10/21/chartex" xmlns:cx3="http://schemas.microsoft.com/office/drawing/2016/5/9/chartex" xmlns:cx4="http://schemas.microsoft.com/office/drawing/2016/5/10/chartex" xmlns:cx5="http://schemas.microsoft.com/office/drawing/2016/5/11/chartex" xmlns:cx6="http://schemas.microsoft.com/office/drawing/2016/5/12/chartex" xmlns:cx7="http://schemas.microsoft.com/office/drawing/2016/5/13/chartex" xmlns:cx8="http://schemas.microsoft.com/office/drawing/2016/5/14/chartex" xmlns:mc="http://schemas.openxmlformats.org/markup-compatibility/2006" xmlns:aink="http://schemas.microsoft.com/office/drawing/2016/ink" xmlns:am3d="http://schemas.microsoft.com/office/drawing/2017/model3d" xmlns:o="urn:schemas-microsoft-com:office:office" xmlns:r="http://schemas.openxmlformats.org/officeDocument/2006/relationships" xmlns:m="http://schemas.openxmlformats.org/officeDocument/2006/math" xmlns:v="urn:schemas-microsoft-com:vml" xmlns:wp14="http://schemas.microsoft.com/office/word/2010/wordprocessingDrawing" xmlns:wp="http://schemas.openxmlformats.org/drawingml/2006/wordprocessingDrawing" xmlns:w10="urn:schemas-microsoft-com:office:word" xmlns:w="http://schemas.openxmlformats.org/wordprocessingml/2006/main" xmlns:w14="http://schemas.microsoft.com/office/word/2010/wordml" xmlns:w15="http://schemas.microsoft.com/office/word/2012/wordml" xmlns:w16cex="http://schemas.microsoft.com/office/word/2018/wordml/cex" xmlns:w16cid="http://schemas.microsoft.com/office/word/2016/wordml/cid" xmlns:w16="http://schemas.microsoft.com/office/word/2018/wordml" xmlns:w16se="http://schemas.microsoft.com/office/word/2015/wordml/symex" xmlns:wpg="http://schemas.microsoft.com/office/word/2010/wordprocessingGroup" xmlns:wpi="http://schemas.microsoft.com/office/word/2010/wordprocessingInk" xmlns:wne="http://schemas.microsoft.com/office/word/2006/wordml" xmlns:wps="http://schemas.microsoft.com/office/word/2010/wordprocessingShape" mc:Ignorable="w14 w15 w16se w16cid w16 w16cex wp14">
   <w:body>
     <w:p>
       <w:pPr>
@@ -205,7 +205,7 @@
               </wp:anchor>
             </w:drawing>
           </mc:Choice>
-          <mc:Fallback xmlns:oel="http://schemas.microsoft.com/office/2019/extlst">
+          <mc:Fallback xmlns:oel="http://schemas.microsoft.com/office/2019/extlst" xmlns:w16sdtdh="http://schemas.microsoft.com/office/word/2020/wordml/sdtdatahash">
             <w:pict>
               <v:rect w14:anchorId="31A41F7F" id="Rectángulo 3" o:spid="_x0000_s1026" alt="&quot;&quot;" style="position:absolute;margin-left:-55.95pt;margin-top:26.4pt;width:613.85pt;height:164.25pt;z-index:-251655168;visibility:visible;mso-wrap-style:square;mso-height-percent:0;mso-wrap-distance-left:9pt;mso-wrap-distance-top:0;mso-wrap-distance-right:9pt;mso-wrap-distance-bottom:0;mso-position-horizontal:absolute;mso-position-horizontal-relative:text;mso-position-vertical:absolute;mso-position-vertical-relative:text;mso-height-percent:0;mso-height-relative:margin;v-text-anchor:middle" o:gfxdata="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" fillcolor="#00314d" stroked="f" strokeweight="1pt"/>
             </w:pict>
@@ -1852,7 +1852,6 @@
       </w:pPr>
       <w:bookmarkStart w:id="0" w:name="_Toc222428918"/>
       <w:r>
-        <w:lastRenderedPageBreak/>
         <w:t>Introducción</w:t>
       </w:r>
       <w:bookmarkEnd w:id="0"/>
@@ -2029,11 +2028,7 @@
               <w:t>chat</w:t>
             </w:r>
             <w:r>
-              <w:t xml:space="preserve"> y el buzón de PQRSF, así como los medios </w:t>
-            </w:r>
-            <w:r>
-              <w:lastRenderedPageBreak/>
-              <w:t xml:space="preserve">tecnológicos en el servicio al cliente con sus sistemas de información y manejo de bases de datos. Adicionalmente, se tratarán conceptos de seguridad y salud en el trabajo, destacando la importancia de las posturas ergonómicas y los ejercicios compensatorios. </w:t>
+              <w:t xml:space="preserve"> y el buzón de PQRSF, así como los medios tecnológicos en el servicio al cliente con sus sistemas de información y manejo de bases de datos. Adicionalmente, se tratarán conceptos de seguridad y salud en el trabajo, destacando la importancia de las posturas ergonómicas y los ejercicios compensatorios. </w:t>
             </w:r>
           </w:p>
           <w:p>
@@ -2063,7 +2058,6 @@
         <w:rPr>
           <w:lang w:val="es-CO"/>
         </w:rPr>
-        <w:lastRenderedPageBreak/>
         <w:t>El cliente</w:t>
       </w:r>
       <w:bookmarkEnd w:id="1"/>
@@ -2153,14 +2147,7 @@
         <w:rPr>
           <w:lang w:eastAsia="es-CO"/>
         </w:rPr>
-        <w:t xml:space="preserve">El autor expone “La pirámide de Maslow” (1943) en 5 grandes bloques: necesidades fisiológicas, de seguridad y reaseguramiento, de amor y pertenencia, de </w:t>
-      </w:r>
-      <w:r>
-        <w:rPr>
-          <w:lang w:eastAsia="es-CO"/>
-        </w:rPr>
-        <w:lastRenderedPageBreak/>
-        <w:t>estima, y la necesidad de actualizar el sí mismo; como se muestra en la siguiente imagen:</w:t>
+        <w:t>El autor expone “La pirámide de Maslow” (1943) en 5 grandes bloques: necesidades fisiológicas, de seguridad y reaseguramiento, de amor y pertenencia, de estima, y la necesidad de actualizar el sí mismo; como se muestra en la siguiente imagen:</w:t>
       </w:r>
     </w:p>
     <w:p>
@@ -2311,7 +2298,6 @@
         <w:rPr>
           <w:b/>
         </w:rPr>
-        <w:lastRenderedPageBreak/>
         <w:t>Clientes externos:</w:t>
       </w:r>
       <w:r>
@@ -2467,7 +2453,6 @@
       <w:bookmarkStart w:id="2" w:name="_Toc127548121"/>
       <w:bookmarkStart w:id="3" w:name="_Toc222428920"/>
       <w:r>
-        <w:lastRenderedPageBreak/>
         <w:t>El servicio</w:t>
       </w:r>
       <w:bookmarkEnd w:id="2"/>
@@ -2684,7 +2669,6 @@
         <w:rPr>
           <w:lang w:eastAsia="es-CO"/>
         </w:rPr>
-        <w:lastRenderedPageBreak/>
         <w:t>Observe el siguiente ejemplo</w:t>
       </w:r>
       <w:r>
@@ -2821,7 +2805,6 @@
           <w:b/>
           <w:lang w:eastAsia="es-CO"/>
         </w:rPr>
-        <w:lastRenderedPageBreak/>
         <w:t>Recuerde</w:t>
       </w:r>
       <w:r>
@@ -3171,7 +3154,6 @@
           <w:b/>
           <w:lang w:eastAsia="es-CO"/>
         </w:rPr>
-        <w:lastRenderedPageBreak/>
         <w:t>Talento humano:</w:t>
       </w:r>
       <w:r>
@@ -3429,7 +3411,6 @@
         <w:pStyle w:val="Ttulo3"/>
       </w:pPr>
       <w:r>
-        <w:lastRenderedPageBreak/>
         <w:t>Normas técnicas del servicio</w:t>
       </w:r>
     </w:p>
@@ -3662,7 +3643,6 @@
         <w:rPr>
           <w:lang w:eastAsia="es-CO"/>
         </w:rPr>
-        <w:lastRenderedPageBreak/>
         <w:t>Dentro de los principios de calidad de esta norma técnica se identifican:</w:t>
       </w:r>
     </w:p>
@@ -3885,7 +3865,6 @@
         <w:pStyle w:val="Ttulo3"/>
       </w:pPr>
       <w:r>
-        <w:lastRenderedPageBreak/>
         <w:t>Procedimientos y políticas</w:t>
       </w:r>
     </w:p>
@@ -4080,7 +4059,6 @@
       <w:bookmarkStart w:id="4" w:name="_Toc127548122"/>
       <w:bookmarkStart w:id="5" w:name="_Toc222428921"/>
       <w:r>
-        <w:lastRenderedPageBreak/>
         <w:t>Etiqueta y protocolo empresarial</w:t>
       </w:r>
       <w:bookmarkEnd w:id="4"/>
@@ -4258,14 +4236,7 @@
         <w:rPr>
           <w:lang w:eastAsia="es-CO"/>
         </w:rPr>
-        <w:t xml:space="preserve">La manifestación física de la marca es de gran valor para la empresa, por medio de ella, los usuarios generan un reconocimiento visual y auditivo, estos elementos construyen la imagen corporativa de la empresa, siendo esta el conjunto de creencias, actitudes, y conocimientos propios de la organización; además de ser el reflejo de cómo </w:t>
-      </w:r>
-      <w:r>
-        <w:rPr>
-          <w:lang w:eastAsia="es-CO"/>
-        </w:rPr>
-        <w:lastRenderedPageBreak/>
-        <w:t xml:space="preserve">es una empresa, su personalidad, su calidad, su prestigio, sus valores y emociones con los cuales los clientes </w:t>
+        <w:t xml:space="preserve">La manifestación física de la marca es de gran valor para la empresa, por medio de ella, los usuarios generan un reconocimiento visual y auditivo, estos elementos construyen la imagen corporativa de la empresa, siendo esta el conjunto de creencias, actitudes, y conocimientos propios de la organización; además de ser el reflejo de cómo es una empresa, su personalidad, su calidad, su prestigio, sus valores y emociones con los cuales los clientes </w:t>
       </w:r>
       <w:r>
         <w:rPr>
@@ -4458,7 +4429,6 @@
           <w:b/>
           <w:bCs/>
         </w:rPr>
-        <w:lastRenderedPageBreak/>
         <w:t>Slogan</w:t>
       </w:r>
       <w:r>
@@ -4673,7 +4643,6 @@
       <w:bookmarkStart w:id="6" w:name="_Toc127548123"/>
       <w:bookmarkStart w:id="7" w:name="_Toc222428922"/>
       <w:r>
-        <w:lastRenderedPageBreak/>
         <w:t>La comunicación empresarial</w:t>
       </w:r>
       <w:bookmarkEnd w:id="6"/>
@@ -4860,11 +4829,7 @@
     </w:p>
     <w:p>
       <w:r>
-        <w:t xml:space="preserve">La comunicación interna hace mención a toda la información que se genera, manipula o utiliza dentro de la organización, es considerada como una herramienta gerencial aplicada en todos los niveles jerárquicos con el propósito de alcanzar todos </w:t>
-      </w:r>
-      <w:r>
-        <w:lastRenderedPageBreak/>
-        <w:t>los objetivos estratégicos, misionales, operativos, culturales y comportamentales de la empresa. Su desarrollo se da de acuerdo a la aplicación del “Proceso de comunicación organizacional formal”, como se presenta en la siguiente imagen:</w:t>
+        <w:t>La comunicación interna hace mención a toda la información que se genera, manipula o utiliza dentro de la organización, es considerada como una herramienta gerencial aplicada en todos los niveles jerárquicos con el propósito de alcanzar todos los objetivos estratégicos, misionales, operativos, culturales y comportamentales de la empresa. Su desarrollo se da de acuerdo a la aplicación del “Proceso de comunicación organizacional formal”, como se presenta en la siguiente imagen:</w:t>
       </w:r>
     </w:p>
     <w:p>
@@ -5018,7 +4983,6 @@
         <w:pStyle w:val="Ttulo3"/>
       </w:pPr>
       <w:r>
-        <w:lastRenderedPageBreak/>
         <w:t>Comunicació</w:t>
       </w:r>
       <w:r>
@@ -5096,11 +5060,7 @@
     </w:p>
     <w:p>
       <w:r>
-        <w:t xml:space="preserve">En este primer paso, la organización debe realizar una compilación de todos los aspectos que incluyen temas de comunicación, investigar y analizar aspectos como el </w:t>
-      </w:r>
-      <w:r>
-        <w:lastRenderedPageBreak/>
-        <w:t>estado actual de todos los procesos de comunicación dentro de la empresa, tanto su pertinencia como sus falencias.</w:t>
+        <w:t>En este primer paso, la organización debe realizar una compilación de todos los aspectos que incluyen temas de comunicación, investigar y analizar aspectos como el estado actual de todos los procesos de comunicación dentro de la empresa, tanto su pertinencia como sus falencias.</w:t>
       </w:r>
     </w:p>
     <w:p>
@@ -5352,7 +5312,6 @@
         <w:pStyle w:val="Ttulo3"/>
       </w:pPr>
       <w:r>
-        <w:lastRenderedPageBreak/>
         <w:t>Determinación de los objetivos de comunicación</w:t>
       </w:r>
     </w:p>
@@ -5462,14 +5421,7 @@
         <w:rPr>
           <w:lang w:eastAsia="es-CO"/>
         </w:rPr>
-        <w:t xml:space="preserve">La estimación de estrategias debe ir de la mano con dos elementos, primero, debe ser coherente con los objetivos planteados y segundo, debe estar en sintonía con las estrategias establecidas en el nivel estratégico, es decir, las estrategias de comunicación deben ser una extensión del plan estratégico general. Esta estrategia </w:t>
-      </w:r>
-      <w:r>
-        <w:rPr>
-          <w:lang w:eastAsia="es-CO"/>
-        </w:rPr>
-        <w:lastRenderedPageBreak/>
-        <w:t>debe garantizar la cobertura de todos los grupos de interés involucrados en cada objetivo.</w:t>
+        <w:t>La estimación de estrategias debe ir de la mano con dos elementos, primero, debe ser coherente con los objetivos planteados y segundo, debe estar en sintonía con las estrategias establecidas en el nivel estratégico, es decir, las estrategias de comunicación deben ser una extensión del plan estratégico general. Esta estrategia debe garantizar la cobertura de todos los grupos de interés involucrados en cada objetivo.</w:t>
       </w:r>
     </w:p>
     <w:p>
@@ -5675,7 +5627,6 @@
         <w:pStyle w:val="Figura"/>
       </w:pPr>
       <w:r>
-        <w:lastRenderedPageBreak/>
         <w:t>Ejemplo de la estructuración de la matriz de comunicaciones</w:t>
       </w:r>
     </w:p>
@@ -5808,14 +5759,7 @@
         <w:rPr>
           <w:lang w:eastAsia="es-CO"/>
         </w:rPr>
-        <w:t xml:space="preserve">“La recolección, uso y tratamiento de datos personales sólo puede ejercerse con el consentimiento previo, expreso e informado del titular. Los datos personales no </w:t>
-      </w:r>
-      <w:r>
-        <w:rPr>
-          <w:lang w:eastAsia="es-CO"/>
-        </w:rPr>
-        <w:lastRenderedPageBreak/>
-        <w:t xml:space="preserve">podrán ser obtenidos o divulgados sin previa autorización, o en ausencia de mandato legal o judicial que releve el consentimiento”. </w:t>
+        <w:t xml:space="preserve">“La recolección, uso y tratamiento de datos personales sólo puede ejercerse con el consentimiento previo, expreso e informado del titular. Los datos personales no podrán ser obtenidos o divulgados sin previa autorización, o en ausencia de mandato legal o judicial que releve el consentimiento”. </w:t>
       </w:r>
       <w:r>
         <w:rPr>
@@ -5934,7 +5878,6 @@
       <w:bookmarkStart w:id="14" w:name="_Toc127548127"/>
       <w:bookmarkStart w:id="15" w:name="_Toc222428926"/>
       <w:r>
-        <w:lastRenderedPageBreak/>
         <w:t>Canales de atención al cliente</w:t>
       </w:r>
       <w:bookmarkEnd w:id="14"/>
@@ -6138,11 +6081,7 @@
           </w:tcPr>
           <w:p>
             <w:r>
-              <w:t xml:space="preserve">Las empresas, sin importar su tamaño, actividad económica, sector o ámbito, deben mantener una comunicación asertiva con sus diversos grupos de interés. Para lograrlo, es esencial tener claros los objetivos estratégicos, los objetivos comunicacionales y el plan de comunicaciones, ya que estos elementos son la base para determinar cuál es el mejor canal de comunicación con los clientes. En el ámbito </w:t>
-            </w:r>
-            <w:r>
-              <w:lastRenderedPageBreak/>
-              <w:t xml:space="preserve">empresarial, los canales más utilizados incluyen el correo electrónico, la página web, el </w:t>
+              <w:t xml:space="preserve">Las empresas, sin importar su tamaño, actividad económica, sector o ámbito, deben mantener una comunicación asertiva con sus diversos grupos de interés. Para lograrlo, es esencial tener claros los objetivos estratégicos, los objetivos comunicacionales y el plan de comunicaciones, ya que estos elementos son la base para determinar cuál es el mejor canal de comunicación con los clientes. En el ámbito empresarial, los canales más utilizados incluyen el correo electrónico, la página web, el </w:t>
             </w:r>
             <w:r>
               <w:rPr>
@@ -6162,7 +6101,6 @@
         <w:pStyle w:val="Ttulo3"/>
       </w:pPr>
       <w:r>
-        <w:lastRenderedPageBreak/>
         <w:t>Respuesta a usuarios</w:t>
       </w:r>
     </w:p>
@@ -6456,14 +6394,7 @@
         <w:rPr>
           <w:lang w:eastAsia="es-CO"/>
         </w:rPr>
-        <w:t xml:space="preserve">las solicitudes en el momento en que se realizan, de esta forma se evitan nuevos contactos. </w:t>
-      </w:r>
-      <w:r>
-        <w:rPr>
-          <w:lang w:eastAsia="es-CO"/>
-        </w:rPr>
-        <w:lastRenderedPageBreak/>
-        <w:t xml:space="preserve">Se debe evitar contestar: </w:t>
+        <w:t xml:space="preserve">las solicitudes en el momento en que se realizan, de esta forma se evitan nuevos contactos. Se debe evitar contestar: </w:t>
       </w:r>
       <w:r>
         <w:rPr>
@@ -6706,11 +6637,7 @@
       </w:r>
       <w:proofErr w:type="spellEnd"/>
       <w:r>
-        <w:t xml:space="preserve"> no solo posibilita regir diversos canales de servicio al comprador a partir de una sola ventana, </w:t>
-      </w:r>
-      <w:r>
-        <w:lastRenderedPageBreak/>
-        <w:t>además ayudará a brindar una vivencia de soporte uniforme y sin interrupciones.</w:t>
+        <w:t xml:space="preserve"> no solo posibilita regir diversos canales de servicio al comprador a partir de una sola ventana, además ayudará a brindar una vivencia de soporte uniforme y sin interrupciones.</w:t>
       </w:r>
     </w:p>
     <w:p>
@@ -6865,7 +6792,6 @@
         <w:rPr>
           <w:lang w:eastAsia="es-CO"/>
         </w:rPr>
-        <w:lastRenderedPageBreak/>
         <w:t>Pero sí podemos aportar algunas recomendaciones que serán útiles, para aplicar en cualquier organización:</w:t>
       </w:r>
     </w:p>
@@ -7046,14 +6972,7 @@
         <w:rPr>
           <w:lang w:eastAsia="es-CO"/>
         </w:rPr>
-        <w:t xml:space="preserve">i el canal de comunicación habilitado permite registrar cualquier clase de solicitud es necesario que por este mismo canal se brinde la recepción de la </w:t>
-      </w:r>
-      <w:r>
-        <w:rPr>
-          <w:lang w:eastAsia="es-CO"/>
-        </w:rPr>
-        <w:lastRenderedPageBreak/>
-        <w:t>solicitud y la solución. Si un consumidor usa el canal de comunicación ‘chat’</w:t>
+        <w:t>i el canal de comunicación habilitado permite registrar cualquier clase de solicitud es necesario que por este mismo canal se brinde la recepción de la solicitud y la solución. Si un consumidor usa el canal de comunicación ‘chat’</w:t>
       </w:r>
       <w:r>
         <w:rPr>
@@ -7135,7 +7054,6 @@
       <w:bookmarkStart w:id="16" w:name="_Toc127548128"/>
       <w:bookmarkStart w:id="17" w:name="_Toc222428927"/>
       <w:r>
-        <w:lastRenderedPageBreak/>
         <w:t>Medios tecnológicos en el servicio al cliente</w:t>
       </w:r>
       <w:bookmarkEnd w:id="16"/>
@@ -7340,7 +7258,6 @@
         <w:pStyle w:val="Tabla"/>
       </w:pPr>
       <w:r>
-        <w:lastRenderedPageBreak/>
         <w:t>Opciones tecnológicas</w:t>
       </w:r>
     </w:p>
@@ -7727,11 +7644,7 @@
     </w:p>
     <w:p>
       <w:r>
-        <w:t xml:space="preserve">Dentro de las organizaciones se considera que los sistemas de información permiten mejorar la efectividad gerencial, son de gran provecho para apoyar la planeación, organización, toma de decisiones, coordinación y el control, ayudan a los </w:t>
-      </w:r>
-      <w:r>
-        <w:lastRenderedPageBreak/>
-        <w:t>gerentes y al personal a analizar, detectar y solucionar problemas, concebir asuntos complejos y crear nuevos productos y/o servicios.</w:t>
+        <w:t>Dentro de las organizaciones se considera que los sistemas de información permiten mejorar la efectividad gerencial, son de gran provecho para apoyar la planeación, organización, toma de decisiones, coordinación y el control, ayudan a los gerentes y al personal a analizar, detectar y solucionar problemas, concebir asuntos complejos y crear nuevos productos y/o servicios.</w:t>
       </w:r>
     </w:p>
     <w:p>
@@ -7856,7 +7769,6 @@
         <w:rPr>
           <w:rStyle w:val="Extranjerismo"/>
         </w:rPr>
-        <w:lastRenderedPageBreak/>
         <w:t>CRM</w:t>
       </w:r>
       <w:r>
@@ -8031,7 +7943,6 @@
     </w:p>
     <w:p>
       <w:r>
-        <w:lastRenderedPageBreak/>
         <w:t>Este sistema es la aplicación de elementos como personas, tecnologías y procedimientos, se caracteriza porque para su funcionamiento y aplicación, utiliza otros sistemas aplicados en las actividades operacionales de la organización.</w:t>
       </w:r>
     </w:p>
@@ -8146,7 +8057,6 @@
       <w:bookmarkStart w:id="18" w:name="_Toc127548129"/>
       <w:bookmarkStart w:id="19" w:name="_Toc222428928"/>
       <w:r>
-        <w:lastRenderedPageBreak/>
         <w:t xml:space="preserve">Normativa </w:t>
       </w:r>
       <w:r>
@@ -8247,7 +8157,6 @@
           <w:b/>
           <w:lang w:eastAsia="es-CO"/>
         </w:rPr>
-        <w:lastRenderedPageBreak/>
         <w:t>Adoptar una buena postura:</w:t>
       </w:r>
       <w:r>
@@ -8548,7 +8457,6 @@
         <w:pStyle w:val="Ttulo3"/>
       </w:pPr>
       <w:r>
-        <w:lastRenderedPageBreak/>
         <w:t>Ejercicios compensatorios</w:t>
       </w:r>
     </w:p>
@@ -8645,7 +8553,6 @@
         <w:rPr>
           <w:lang w:val="es-CO"/>
         </w:rPr>
-        <w:lastRenderedPageBreak/>
         <w:t>Síntesis</w:t>
       </w:r>
       <w:bookmarkEnd w:id="20"/>
@@ -8734,7 +8641,6 @@
         <w:rPr>
           <w:lang w:val="es-CO"/>
         </w:rPr>
-        <w:lastRenderedPageBreak/>
         <w:t>Material complementario</w:t>
       </w:r>
       <w:bookmarkEnd w:id="21"/>
@@ -9235,7 +9141,6 @@
         <w:rPr>
           <w:lang w:val="es-CO"/>
         </w:rPr>
-        <w:lastRenderedPageBreak/>
         <w:t>Glosario</w:t>
       </w:r>
       <w:bookmarkEnd w:id="22"/>
@@ -9385,7 +9290,6 @@
         <w:rPr>
           <w:b/>
         </w:rPr>
-        <w:lastRenderedPageBreak/>
         <w:t>Omnicanal</w:t>
       </w:r>
       <w:proofErr w:type="spellEnd"/>
@@ -9436,7 +9340,6 @@
         <w:rPr>
           <w:lang w:val="es-CO"/>
         </w:rPr>
-        <w:lastRenderedPageBreak/>
         <w:t>Referencias bibliográficas</w:t>
       </w:r>
       <w:bookmarkEnd w:id="23"/>
@@ -9726,7 +9629,6 @@
         <w:rPr>
           <w:lang w:val="fr-FR"/>
         </w:rPr>
-        <w:lastRenderedPageBreak/>
         <w:t>Tur-Viñes</w:t>
       </w:r>
       <w:proofErr w:type="spellEnd"/>
@@ -9765,7 +9667,7 @@
           <w:rPr>
             <w:rStyle w:val="Hipervnculo"/>
           </w:rPr>
-          <w:t>http://www.razonypalabra.org.mx/N/N88/Varia/46_VinesGauchi_V88.pdf</w:t>
+          <w:t>https://www.redalyc.org/articulo.oa?id=199532731046</w:t>
         </w:r>
       </w:hyperlink>
       <w:r>
@@ -9828,7 +9730,7 @@
 </file>
 
 <file path=word/endnotes.xml><?xml version="1.0" encoding="utf-8"?>
-<w:endnotes xmlns:wpc="http://schemas.microsoft.com/office/word/2010/wordprocessingCanvas" xmlns:cx="http://schemas.microsoft.com/office/drawing/2014/chartex" xmlns:cx1="http://schemas.microsoft.com/office/drawing/2015/9/8/chartex" xmlns:cx2="http://schemas.microsoft.com/office/drawing/2015/10/21/chartex" xmlns:cx3="http://schemas.microsoft.com/office/drawing/2016/5/9/chartex" xmlns:cx4="http://schemas.microsoft.com/office/drawing/2016/5/10/chartex" xmlns:cx5="http://schemas.microsoft.com/office/drawing/2016/5/11/chartex" xmlns:cx6="http://schemas.microsoft.com/office/drawing/2016/5/12/chartex" xmlns:cx7="http://schemas.microsoft.com/office/drawing/2016/5/13/chartex" xmlns:cx8="http://schemas.microsoft.com/office/drawing/2016/5/14/chartex" xmlns:mc="http://schemas.openxmlformats.org/markup-compatibility/2006" xmlns:aink="http://schemas.microsoft.com/office/drawing/2016/ink" xmlns:am3d="http://schemas.microsoft.com/office/drawing/2017/model3d" xmlns:o="urn:schemas-microsoft-com:office:office" xmlns:r="http://schemas.openxmlformats.org/officeDocument/2006/relationships" xmlns:m="http://schemas.openxmlformats.org/officeDocument/2006/math" xmlns:v="urn:schemas-microsoft-com:vml" xmlns:wp14="http://schemas.microsoft.com/office/word/2010/wordprocessingDrawing" xmlns:wp="http://schemas.openxmlformats.org/drawingml/2006/wordprocessingDrawing" xmlns:w10="urn:schemas-microsoft-com:office:word" xmlns:w="http://schemas.openxmlformats.org/wordprocessingml/2006/main" xmlns:w14="http://schemas.microsoft.com/office/word/2010/wordml" xmlns:w15="http://schemas.microsoft.com/office/word/2012/wordml" xmlns:w16cex="http://schemas.microsoft.com/office/word/2018/wordml/cex" xmlns:w16cid="http://schemas.microsoft.com/office/word/2016/wordml/cid" xmlns:w16="http://schemas.microsoft.com/office/word/2018/wordml" xmlns:w16sdtdh="http://schemas.microsoft.com/office/word/2020/wordml/sdtdatahash" xmlns:w16se="http://schemas.microsoft.com/office/word/2015/wordml/symex" xmlns:wpg="http://schemas.microsoft.com/office/word/2010/wordprocessingGroup" xmlns:wpi="http://schemas.microsoft.com/office/word/2010/wordprocessingInk" xmlns:wne="http://schemas.microsoft.com/office/word/2006/wordml" xmlns:wps="http://schemas.microsoft.com/office/word/2010/wordprocessingShape" mc:Ignorable="w14 w15 w16se w16cid w16 w16cex w16sdtdh wp14">
+<w:endnotes xmlns:wpc="http://schemas.microsoft.com/office/word/2010/wordprocessingCanvas" xmlns:cx="http://schemas.microsoft.com/office/drawing/2014/chartex" xmlns:cx1="http://schemas.microsoft.com/office/drawing/2015/9/8/chartex" xmlns:cx2="http://schemas.microsoft.com/office/drawing/2015/10/21/chartex" xmlns:cx3="http://schemas.microsoft.com/office/drawing/2016/5/9/chartex" xmlns:cx4="http://schemas.microsoft.com/office/drawing/2016/5/10/chartex" xmlns:cx5="http://schemas.microsoft.com/office/drawing/2016/5/11/chartex" xmlns:cx6="http://schemas.microsoft.com/office/drawing/2016/5/12/chartex" xmlns:cx7="http://schemas.microsoft.com/office/drawing/2016/5/13/chartex" xmlns:cx8="http://schemas.microsoft.com/office/drawing/2016/5/14/chartex" xmlns:mc="http://schemas.openxmlformats.org/markup-compatibility/2006" xmlns:aink="http://schemas.microsoft.com/office/drawing/2016/ink" xmlns:am3d="http://schemas.microsoft.com/office/drawing/2017/model3d" xmlns:o="urn:schemas-microsoft-com:office:office" xmlns:r="http://schemas.openxmlformats.org/officeDocument/2006/relationships" xmlns:m="http://schemas.openxmlformats.org/officeDocument/2006/math" xmlns:v="urn:schemas-microsoft-com:vml" xmlns:wp14="http://schemas.microsoft.com/office/word/2010/wordprocessingDrawing" xmlns:wp="http://schemas.openxmlformats.org/drawingml/2006/wordprocessingDrawing" xmlns:w10="urn:schemas-microsoft-com:office:word" xmlns:w="http://schemas.openxmlformats.org/wordprocessingml/2006/main" xmlns:w14="http://schemas.microsoft.com/office/word/2010/wordml" xmlns:w15="http://schemas.microsoft.com/office/word/2012/wordml" xmlns:w16cex="http://schemas.microsoft.com/office/word/2018/wordml/cex" xmlns:w16cid="http://schemas.microsoft.com/office/word/2016/wordml/cid" xmlns:w16="http://schemas.microsoft.com/office/word/2018/wordml" xmlns:w16se="http://schemas.microsoft.com/office/word/2015/wordml/symex" xmlns:wpg="http://schemas.microsoft.com/office/word/2010/wordprocessingGroup" xmlns:wpi="http://schemas.microsoft.com/office/word/2010/wordprocessingInk" xmlns:wne="http://schemas.microsoft.com/office/word/2006/wordml" xmlns:wps="http://schemas.microsoft.com/office/word/2010/wordprocessingShape" mc:Ignorable="w14 w15 w16se w16cid w16 w16cex wp14">
   <w:endnote w:type="separator" w:id="-1">
     <w:p>
       <w:pPr>
@@ -9853,7 +9755,7 @@
 </file>
 
 <file path=word/footer1.xml><?xml version="1.0" encoding="utf-8"?>
-<w:ftr xmlns:wpc="http://schemas.microsoft.com/office/word/2010/wordprocessingCanvas" xmlns:cx="http://schemas.microsoft.com/office/drawing/2014/chartex" xmlns:cx1="http://schemas.microsoft.com/office/drawing/2015/9/8/chartex" xmlns:cx2="http://schemas.microsoft.com/office/drawing/2015/10/21/chartex" xmlns:cx3="http://schemas.microsoft.com/office/drawing/2016/5/9/chartex" xmlns:cx4="http://schemas.microsoft.com/office/drawing/2016/5/10/chartex" xmlns:cx5="http://schemas.microsoft.com/office/drawing/2016/5/11/chartex" xmlns:cx6="http://schemas.microsoft.com/office/drawing/2016/5/12/chartex" xmlns:cx7="http://schemas.microsoft.com/office/drawing/2016/5/13/chartex" xmlns:cx8="http://schemas.microsoft.com/office/drawing/2016/5/14/chartex" xmlns:mc="http://schemas.openxmlformats.org/markup-compatibility/2006" xmlns:aink="http://schemas.microsoft.com/office/drawing/2016/ink" xmlns:am3d="http://schemas.microsoft.com/office/drawing/2017/model3d" xmlns:o="urn:schemas-microsoft-com:office:office" xmlns:r="http://schemas.openxmlformats.org/officeDocument/2006/relationships" xmlns:m="http://schemas.openxmlformats.org/officeDocument/2006/math" xmlns:v="urn:schemas-microsoft-com:vml" xmlns:wp14="http://schemas.microsoft.com/office/word/2010/wordprocessingDrawing" xmlns:wp="http://schemas.openxmlformats.org/drawingml/2006/wordprocessingDrawing" xmlns:w10="urn:schemas-microsoft-com:office:word" xmlns:w="http://schemas.openxmlformats.org/wordprocessingml/2006/main" xmlns:w14="http://schemas.microsoft.com/office/word/2010/wordml" xmlns:w15="http://schemas.microsoft.com/office/word/2012/wordml" xmlns:w16cex="http://schemas.microsoft.com/office/word/2018/wordml/cex" xmlns:w16cid="http://schemas.microsoft.com/office/word/2016/wordml/cid" xmlns:w16="http://schemas.microsoft.com/office/word/2018/wordml" xmlns:w16sdtdh="http://schemas.microsoft.com/office/word/2020/wordml/sdtdatahash" xmlns:w16se="http://schemas.microsoft.com/office/word/2015/wordml/symex" xmlns:wpg="http://schemas.microsoft.com/office/word/2010/wordprocessingGroup" xmlns:wpi="http://schemas.microsoft.com/office/word/2010/wordprocessingInk" xmlns:wne="http://schemas.microsoft.com/office/word/2006/wordml" xmlns:wps="http://schemas.microsoft.com/office/word/2010/wordprocessingShape" mc:Ignorable="w14 w15 w16se w16cid w16 w16cex w16sdtdh wp14">
+<w:ftr xmlns:wpc="http://schemas.microsoft.com/office/word/2010/wordprocessingCanvas" xmlns:cx="http://schemas.microsoft.com/office/drawing/2014/chartex" xmlns:cx1="http://schemas.microsoft.com/office/drawing/2015/9/8/chartex" xmlns:cx2="http://schemas.microsoft.com/office/drawing/2015/10/21/chartex" xmlns:cx3="http://schemas.microsoft.com/office/drawing/2016/5/9/chartex" xmlns:cx4="http://schemas.microsoft.com/office/drawing/2016/5/10/chartex" xmlns:cx5="http://schemas.microsoft.com/office/drawing/2016/5/11/chartex" xmlns:cx6="http://schemas.microsoft.com/office/drawing/2016/5/12/chartex" xmlns:cx7="http://schemas.microsoft.com/office/drawing/2016/5/13/chartex" xmlns:cx8="http://schemas.microsoft.com/office/drawing/2016/5/14/chartex" xmlns:mc="http://schemas.openxmlformats.org/markup-compatibility/2006" xmlns:aink="http://schemas.microsoft.com/office/drawing/2016/ink" xmlns:am3d="http://schemas.microsoft.com/office/drawing/2017/model3d" xmlns:o="urn:schemas-microsoft-com:office:office" xmlns:r="http://schemas.openxmlformats.org/officeDocument/2006/relationships" xmlns:m="http://schemas.openxmlformats.org/officeDocument/2006/math" xmlns:v="urn:schemas-microsoft-com:vml" xmlns:wp14="http://schemas.microsoft.com/office/word/2010/wordprocessingDrawing" xmlns:wp="http://schemas.openxmlformats.org/drawingml/2006/wordprocessingDrawing" xmlns:w10="urn:schemas-microsoft-com:office:word" xmlns:w="http://schemas.openxmlformats.org/wordprocessingml/2006/main" xmlns:w14="http://schemas.microsoft.com/office/word/2010/wordml" xmlns:w15="http://schemas.microsoft.com/office/word/2012/wordml" xmlns:w16cex="http://schemas.microsoft.com/office/word/2018/wordml/cex" xmlns:w16cid="http://schemas.microsoft.com/office/word/2016/wordml/cid" xmlns:w16="http://schemas.microsoft.com/office/word/2018/wordml" xmlns:w16se="http://schemas.microsoft.com/office/word/2015/wordml/symex" xmlns:wpg="http://schemas.microsoft.com/office/word/2010/wordprocessingGroup" xmlns:wpi="http://schemas.microsoft.com/office/word/2010/wordprocessingInk" xmlns:wne="http://schemas.microsoft.com/office/word/2006/wordml" xmlns:wps="http://schemas.microsoft.com/office/word/2010/wordprocessingShape" mc:Ignorable="w14 w15 w16se w16cid w16 w16cex wp14">
   <w:sdt>
     <w:sdtPr>
       <w:id w:val="-1465197936"/>
@@ -9899,7 +9801,7 @@
 </file>
 
 <file path=word/footnotes.xml><?xml version="1.0" encoding="utf-8"?>
-<w:footnotes xmlns:wpc="http://schemas.microsoft.com/office/word/2010/wordprocessingCanvas" xmlns:cx="http://schemas.microsoft.com/office/drawing/2014/chartex" xmlns:cx1="http://schemas.microsoft.com/office/drawing/2015/9/8/chartex" xmlns:cx2="http://schemas.microsoft.com/office/drawing/2015/10/21/chartex" xmlns:cx3="http://schemas.microsoft.com/office/drawing/2016/5/9/chartex" xmlns:cx4="http://schemas.microsoft.com/office/drawing/2016/5/10/chartex" xmlns:cx5="http://schemas.microsoft.com/office/drawing/2016/5/11/chartex" xmlns:cx6="http://schemas.microsoft.com/office/drawing/2016/5/12/chartex" xmlns:cx7="http://schemas.microsoft.com/office/drawing/2016/5/13/chartex" xmlns:cx8="http://schemas.microsoft.com/office/drawing/2016/5/14/chartex" xmlns:mc="http://schemas.openxmlformats.org/markup-compatibility/2006" xmlns:aink="http://schemas.microsoft.com/office/drawing/2016/ink" xmlns:am3d="http://schemas.microsoft.com/office/drawing/2017/model3d" xmlns:o="urn:schemas-microsoft-com:office:office" xmlns:r="http://schemas.openxmlformats.org/officeDocument/2006/relationships" xmlns:m="http://schemas.openxmlformats.org/officeDocument/2006/math" xmlns:v="urn:schemas-microsoft-com:vml" xmlns:wp14="http://schemas.microsoft.com/office/word/2010/wordprocessingDrawing" xmlns:wp="http://schemas.openxmlformats.org/drawingml/2006/wordprocessingDrawing" xmlns:w10="urn:schemas-microsoft-com:office:word" xmlns:w="http://schemas.openxmlformats.org/wordprocessingml/2006/main" xmlns:w14="http://schemas.microsoft.com/office/word/2010/wordml" xmlns:w15="http://schemas.microsoft.com/office/word/2012/wordml" xmlns:w16cex="http://schemas.microsoft.com/office/word/2018/wordml/cex" xmlns:w16cid="http://schemas.microsoft.com/office/word/2016/wordml/cid" xmlns:w16="http://schemas.microsoft.com/office/word/2018/wordml" xmlns:w16sdtdh="http://schemas.microsoft.com/office/word/2020/wordml/sdtdatahash" xmlns:w16se="http://schemas.microsoft.com/office/word/2015/wordml/symex" xmlns:wpg="http://schemas.microsoft.com/office/word/2010/wordprocessingGroup" xmlns:wpi="http://schemas.microsoft.com/office/word/2010/wordprocessingInk" xmlns:wne="http://schemas.microsoft.com/office/word/2006/wordml" xmlns:wps="http://schemas.microsoft.com/office/word/2010/wordprocessingShape" mc:Ignorable="w14 w15 w16se w16cid w16 w16cex w16sdtdh wp14">
+<w:footnotes xmlns:wpc="http://schemas.microsoft.com/office/word/2010/wordprocessingCanvas" xmlns:cx="http://schemas.microsoft.com/office/drawing/2014/chartex" xmlns:cx1="http://schemas.microsoft.com/office/drawing/2015/9/8/chartex" xmlns:cx2="http://schemas.microsoft.com/office/drawing/2015/10/21/chartex" xmlns:cx3="http://schemas.microsoft.com/office/drawing/2016/5/9/chartex" xmlns:cx4="http://schemas.microsoft.com/office/drawing/2016/5/10/chartex" xmlns:cx5="http://schemas.microsoft.com/office/drawing/2016/5/11/chartex" xmlns:cx6="http://schemas.microsoft.com/office/drawing/2016/5/12/chartex" xmlns:cx7="http://schemas.microsoft.com/office/drawing/2016/5/13/chartex" xmlns:cx8="http://schemas.microsoft.com/office/drawing/2016/5/14/chartex" xmlns:mc="http://schemas.openxmlformats.org/markup-compatibility/2006" xmlns:aink="http://schemas.microsoft.com/office/drawing/2016/ink" xmlns:am3d="http://schemas.microsoft.com/office/drawing/2017/model3d" xmlns:o="urn:schemas-microsoft-com:office:office" xmlns:r="http://schemas.openxmlformats.org/officeDocument/2006/relationships" xmlns:m="http://schemas.openxmlformats.org/officeDocument/2006/math" xmlns:v="urn:schemas-microsoft-com:vml" xmlns:wp14="http://schemas.microsoft.com/office/word/2010/wordprocessingDrawing" xmlns:wp="http://schemas.openxmlformats.org/drawingml/2006/wordprocessingDrawing" xmlns:w10="urn:schemas-microsoft-com:office:word" xmlns:w="http://schemas.openxmlformats.org/wordprocessingml/2006/main" xmlns:w14="http://schemas.microsoft.com/office/word/2010/wordml" xmlns:w15="http://schemas.microsoft.com/office/word/2012/wordml" xmlns:w16cex="http://schemas.microsoft.com/office/word/2018/wordml/cex" xmlns:w16cid="http://schemas.microsoft.com/office/word/2016/wordml/cid" xmlns:w16="http://schemas.microsoft.com/office/word/2018/wordml" xmlns:w16se="http://schemas.microsoft.com/office/word/2015/wordml/symex" xmlns:wpg="http://schemas.microsoft.com/office/word/2010/wordprocessingGroup" xmlns:wpi="http://schemas.microsoft.com/office/word/2010/wordprocessingInk" xmlns:wne="http://schemas.microsoft.com/office/word/2006/wordml" xmlns:wps="http://schemas.microsoft.com/office/word/2010/wordprocessingShape" mc:Ignorable="w14 w15 w16se w16cid w16 w16cex wp14">
   <w:footnote w:type="separator" w:id="-1">
     <w:p>
       <w:pPr>
@@ -9924,7 +9826,7 @@
 </file>
 
 <file path=word/header1.xml><?xml version="1.0" encoding="utf-8"?>
-<w:hdr xmlns:wpc="http://schemas.microsoft.com/office/word/2010/wordprocessingCanvas" xmlns:cx="http://schemas.microsoft.com/office/drawing/2014/chartex" xmlns:cx1="http://schemas.microsoft.com/office/drawing/2015/9/8/chartex" xmlns:cx2="http://schemas.microsoft.com/office/drawing/2015/10/21/chartex" xmlns:cx3="http://schemas.microsoft.com/office/drawing/2016/5/9/chartex" xmlns:cx4="http://schemas.microsoft.com/office/drawing/2016/5/10/chartex" xmlns:cx5="http://schemas.microsoft.com/office/drawing/2016/5/11/chartex" xmlns:cx6="http://schemas.microsoft.com/office/drawing/2016/5/12/chartex" xmlns:cx7="http://schemas.microsoft.com/office/drawing/2016/5/13/chartex" xmlns:cx8="http://schemas.microsoft.com/office/drawing/2016/5/14/chartex" xmlns:mc="http://schemas.openxmlformats.org/markup-compatibility/2006" xmlns:aink="http://schemas.microsoft.com/office/drawing/2016/ink" xmlns:am3d="http://schemas.microsoft.com/office/drawing/2017/model3d" xmlns:o="urn:schemas-microsoft-com:office:office" xmlns:r="http://schemas.openxmlformats.org/officeDocument/2006/relationships" xmlns:m="http://schemas.openxmlformats.org/officeDocument/2006/math" xmlns:v="urn:schemas-microsoft-com:vml" xmlns:wp14="http://schemas.microsoft.com/office/word/2010/wordprocessingDrawing" xmlns:wp="http://schemas.openxmlformats.org/drawingml/2006/wordprocessingDrawing" xmlns:w10="urn:schemas-microsoft-com:office:word" xmlns:w="http://schemas.openxmlformats.org/wordprocessingml/2006/main" xmlns:w14="http://schemas.microsoft.com/office/word/2010/wordml" xmlns:w15="http://schemas.microsoft.com/office/word/2012/wordml" xmlns:w16cex="http://schemas.microsoft.com/office/word/2018/wordml/cex" xmlns:w16cid="http://schemas.microsoft.com/office/word/2016/wordml/cid" xmlns:w16="http://schemas.microsoft.com/office/word/2018/wordml" xmlns:w16sdtdh="http://schemas.microsoft.com/office/word/2020/wordml/sdtdatahash" xmlns:w16se="http://schemas.microsoft.com/office/word/2015/wordml/symex" xmlns:wpg="http://schemas.microsoft.com/office/word/2010/wordprocessingGroup" xmlns:wpi="http://schemas.microsoft.com/office/word/2010/wordprocessingInk" xmlns:wne="http://schemas.microsoft.com/office/word/2006/wordml" xmlns:wps="http://schemas.microsoft.com/office/word/2010/wordprocessingShape" mc:Ignorable="w14 w15 w16se w16cid w16 w16cex w16sdtdh wp14">
+<w:hdr xmlns:wpc="http://schemas.microsoft.com/office/word/2010/wordprocessingCanvas" xmlns:cx="http://schemas.microsoft.com/office/drawing/2014/chartex" xmlns:cx1="http://schemas.microsoft.com/office/drawing/2015/9/8/chartex" xmlns:cx2="http://schemas.microsoft.com/office/drawing/2015/10/21/chartex" xmlns:cx3="http://schemas.microsoft.com/office/drawing/2016/5/9/chartex" xmlns:cx4="http://schemas.microsoft.com/office/drawing/2016/5/10/chartex" xmlns:cx5="http://schemas.microsoft.com/office/drawing/2016/5/11/chartex" xmlns:cx6="http://schemas.microsoft.com/office/drawing/2016/5/12/chartex" xmlns:cx7="http://schemas.microsoft.com/office/drawing/2016/5/13/chartex" xmlns:cx8="http://schemas.microsoft.com/office/drawing/2016/5/14/chartex" xmlns:mc="http://schemas.openxmlformats.org/markup-compatibility/2006" xmlns:aink="http://schemas.microsoft.com/office/drawing/2016/ink" xmlns:am3d="http://schemas.microsoft.com/office/drawing/2017/model3d" xmlns:o="urn:schemas-microsoft-com:office:office" xmlns:r="http://schemas.openxmlformats.org/officeDocument/2006/relationships" xmlns:m="http://schemas.openxmlformats.org/officeDocument/2006/math" xmlns:v="urn:schemas-microsoft-com:vml" xmlns:wp14="http://schemas.microsoft.com/office/word/2010/wordprocessingDrawing" xmlns:wp="http://schemas.openxmlformats.org/drawingml/2006/wordprocessingDrawing" xmlns:w10="urn:schemas-microsoft-com:office:word" xmlns:w="http://schemas.openxmlformats.org/wordprocessingml/2006/main" xmlns:w14="http://schemas.microsoft.com/office/word/2010/wordml" xmlns:w15="http://schemas.microsoft.com/office/word/2012/wordml" xmlns:w16cex="http://schemas.microsoft.com/office/word/2018/wordml/cex" xmlns:w16cid="http://schemas.microsoft.com/office/word/2016/wordml/cid" xmlns:w16="http://schemas.microsoft.com/office/word/2018/wordml" xmlns:w16se="http://schemas.microsoft.com/office/word/2015/wordml/symex" xmlns:wpg="http://schemas.microsoft.com/office/word/2010/wordprocessingGroup" xmlns:wpi="http://schemas.microsoft.com/office/word/2010/wordprocessingInk" xmlns:wne="http://schemas.microsoft.com/office/word/2006/wordml" xmlns:wps="http://schemas.microsoft.com/office/word/2010/wordprocessingShape" mc:Ignorable="w14 w15 w16se w16cid w16 w16cex wp14">
   <w:p>
     <w:pPr>
       <w:pStyle w:val="Encabezado"/>
@@ -10010,7 +9912,7 @@
 </file>
 
 <file path=word/numbering.xml><?xml version="1.0" encoding="utf-8"?>
-<w:numbering xmlns:wpc="http://schemas.microsoft.com/office/word/2010/wordprocessingCanvas" xmlns:cx="http://schemas.microsoft.com/office/drawing/2014/chartex" xmlns:cx1="http://schemas.microsoft.com/office/drawing/2015/9/8/chartex" xmlns:cx2="http://schemas.microsoft.com/office/drawing/2015/10/21/chartex" xmlns:cx3="http://schemas.microsoft.com/office/drawing/2016/5/9/chartex" xmlns:cx4="http://schemas.microsoft.com/office/drawing/2016/5/10/chartex" xmlns:cx5="http://schemas.microsoft.com/office/drawing/2016/5/11/chartex" xmlns:cx6="http://schemas.microsoft.com/office/drawing/2016/5/12/chartex" xmlns:cx7="http://schemas.microsoft.com/office/drawing/2016/5/13/chartex" xmlns:cx8="http://schemas.microsoft.com/office/drawing/2016/5/14/chartex" xmlns:mc="http://schemas.openxmlformats.org/markup-compatibility/2006" xmlns:aink="http://schemas.microsoft.com/office/drawing/2016/ink" xmlns:am3d="http://schemas.microsoft.com/office/drawing/2017/model3d" xmlns:o="urn:schemas-microsoft-com:office:office" xmlns:r="http://schemas.openxmlformats.org/officeDocument/2006/relationships" xmlns:m="http://schemas.openxmlformats.org/officeDocument/2006/math" xmlns:v="urn:schemas-microsoft-com:vml" xmlns:wp14="http://schemas.microsoft.com/office/word/2010/wordprocessingDrawing" xmlns:wp="http://schemas.openxmlformats.org/drawingml/2006/wordprocessingDrawing" xmlns:w10="urn:schemas-microsoft-com:office:word" xmlns:w="http://schemas.openxmlformats.org/wordprocessingml/2006/main" xmlns:w14="http://schemas.microsoft.com/office/word/2010/wordml" xmlns:w15="http://schemas.microsoft.com/office/word/2012/wordml" xmlns:w16cex="http://schemas.microsoft.com/office/word/2018/wordml/cex" xmlns:w16cid="http://schemas.microsoft.com/office/word/2016/wordml/cid" xmlns:w16="http://schemas.microsoft.com/office/word/2018/wordml" xmlns:w16sdtdh="http://schemas.microsoft.com/office/word/2020/wordml/sdtdatahash" xmlns:w16se="http://schemas.microsoft.com/office/word/2015/wordml/symex" xmlns:wpg="http://schemas.microsoft.com/office/word/2010/wordprocessingGroup" xmlns:wpi="http://schemas.microsoft.com/office/word/2010/wordprocessingInk" xmlns:wne="http://schemas.microsoft.com/office/word/2006/wordml" xmlns:wps="http://schemas.microsoft.com/office/word/2010/wordprocessingShape" mc:Ignorable="w14 w15 w16se w16cid w16 w16cex w16sdtdh wp14">
+<w:numbering xmlns:wpc="http://schemas.microsoft.com/office/word/2010/wordprocessingCanvas" xmlns:cx="http://schemas.microsoft.com/office/drawing/2014/chartex" xmlns:cx1="http://schemas.microsoft.com/office/drawing/2015/9/8/chartex" xmlns:cx2="http://schemas.microsoft.com/office/drawing/2015/10/21/chartex" xmlns:cx3="http://schemas.microsoft.com/office/drawing/2016/5/9/chartex" xmlns:cx4="http://schemas.microsoft.com/office/drawing/2016/5/10/chartex" xmlns:cx5="http://schemas.microsoft.com/office/drawing/2016/5/11/chartex" xmlns:cx6="http://schemas.microsoft.com/office/drawing/2016/5/12/chartex" xmlns:cx7="http://schemas.microsoft.com/office/drawing/2016/5/13/chartex" xmlns:cx8="http://schemas.microsoft.com/office/drawing/2016/5/14/chartex" xmlns:mc="http://schemas.openxmlformats.org/markup-compatibility/2006" xmlns:aink="http://schemas.microsoft.com/office/drawing/2016/ink" xmlns:am3d="http://schemas.microsoft.com/office/drawing/2017/model3d" xmlns:o="urn:schemas-microsoft-com:office:office" xmlns:r="http://schemas.openxmlformats.org/officeDocument/2006/relationships" xmlns:m="http://schemas.openxmlformats.org/officeDocument/2006/math" xmlns:v="urn:schemas-microsoft-com:vml" xmlns:wp14="http://schemas.microsoft.com/office/word/2010/wordprocessingDrawing" xmlns:wp="http://schemas.openxmlformats.org/drawingml/2006/wordprocessingDrawing" xmlns:w10="urn:schemas-microsoft-com:office:word" xmlns:w="http://schemas.openxmlformats.org/wordprocessingml/2006/main" xmlns:w14="http://schemas.microsoft.com/office/word/2010/wordml" xmlns:w15="http://schemas.microsoft.com/office/word/2012/wordml" xmlns:w16cex="http://schemas.microsoft.com/office/word/2018/wordml/cex" xmlns:w16cid="http://schemas.microsoft.com/office/word/2016/wordml/cid" xmlns:w16="http://schemas.microsoft.com/office/word/2018/wordml" xmlns:w16se="http://schemas.microsoft.com/office/word/2015/wordml/symex" xmlns:wpg="http://schemas.microsoft.com/office/word/2010/wordprocessingGroup" xmlns:wpi="http://schemas.microsoft.com/office/word/2010/wordprocessingInk" xmlns:wne="http://schemas.microsoft.com/office/word/2006/wordml" xmlns:wps="http://schemas.microsoft.com/office/word/2010/wordprocessingShape" mc:Ignorable="w14 w15 w16se w16cid w16 w16cex wp14">
   <w:abstractNum w:abstractNumId="0" w15:restartNumberingAfterBreak="0">
     <w:nsid w:val="FFFFFF89"/>
     <w:multiLevelType w:val="singleLevel"/>
@@ -12546,7 +12448,7 @@
 </file>
 
 <file path=word/styles.xml><?xml version="1.0" encoding="utf-8"?>
-<w:styles xmlns:mc="http://schemas.openxmlformats.org/markup-compatibility/2006" xmlns:r="http://schemas.openxmlformats.org/officeDocument/2006/relationships" xmlns:w="http://schemas.openxmlformats.org/wordprocessingml/2006/main" xmlns:w14="http://schemas.microsoft.com/office/word/2010/wordml" xmlns:w15="http://schemas.microsoft.com/office/word/2012/wordml" xmlns:w16cex="http://schemas.microsoft.com/office/word/2018/wordml/cex" xmlns:w16cid="http://schemas.microsoft.com/office/word/2016/wordml/cid" xmlns:w16="http://schemas.microsoft.com/office/word/2018/wordml" xmlns:w16sdtdh="http://schemas.microsoft.com/office/word/2020/wordml/sdtdatahash" xmlns:w16se="http://schemas.microsoft.com/office/word/2015/wordml/symex" mc:Ignorable="w14 w15 w16se w16cid w16 w16cex w16sdtdh">
+<w:styles xmlns:mc="http://schemas.openxmlformats.org/markup-compatibility/2006" xmlns:r="http://schemas.openxmlformats.org/officeDocument/2006/relationships" xmlns:w="http://schemas.openxmlformats.org/wordprocessingml/2006/main" xmlns:w14="http://schemas.microsoft.com/office/word/2010/wordml" xmlns:w15="http://schemas.microsoft.com/office/word/2012/wordml" xmlns:w16cex="http://schemas.microsoft.com/office/word/2018/wordml/cex" xmlns:w16cid="http://schemas.microsoft.com/office/word/2016/wordml/cid" xmlns:w16="http://schemas.microsoft.com/office/word/2018/wordml" xmlns:w16se="http://schemas.microsoft.com/office/word/2015/wordml/symex" mc:Ignorable="w14 w15 w16se w16cid w16 w16cex">
   <w:docDefaults>
     <w:rPrDefault>
       <w:rPr>
@@ -14303,10 +14205,6 @@
 </file>
 
 <file path=customXml/item1.xml><?xml version="1.0" encoding="utf-8"?>
-<b:Sources xmlns:b="http://schemas.openxmlformats.org/officeDocument/2006/bibliography" xmlns="http://schemas.openxmlformats.org/officeDocument/2006/bibliography" SelectedStyle="\APASixthEditionOfficeOnline.xsl" StyleName="APA" Version="6"/>
-</file>
-
-<file path=customXml/item2.xml><?xml version="1.0" encoding="utf-8"?>
 <ct:contentTypeSchema xmlns:ct="http://schemas.microsoft.com/office/2006/metadata/contentType" xmlns:ma="http://schemas.microsoft.com/office/2006/metadata/properties/metaAttributes" ct:_="" ma:_="" ma:contentTypeName="Documento" ma:contentTypeID="0x0101006A81D6BD42E8DF4C91013959704817E1" ma:contentTypeVersion="14" ma:contentTypeDescription="Crear nuevo documento." ma:contentTypeScope="" ma:versionID="cd14e03e9fc6eb087109c39a3de1a2a7">
   <xsd:schema xmlns:xsd="http://www.w3.org/2001/XMLSchema" xmlns:xs="http://www.w3.org/2001/XMLSchema" xmlns:p="http://schemas.microsoft.com/office/2006/metadata/properties" xmlns:ns2="13c90a0b-73bc-4dc0-be5f-28d77b615beb" xmlns:ns3="13c93bba-48ce-428c-bfe5-88b42c19b028" targetNamespace="http://schemas.microsoft.com/office/2006/metadata/properties" ma:root="true" ma:fieldsID="247ff0312e87511bd2ce05ea47f33022" ns2:_="" ns3:_="">
     <xsd:import namespace="13c90a0b-73bc-4dc0-be5f-28d77b615beb"/>
@@ -14535,7 +14433,20 @@
 </ct:contentTypeSchema>
 </file>
 
+<file path=customXml/item2.xml><?xml version="1.0" encoding="utf-8"?>
+<b:Sources xmlns:b="http://schemas.openxmlformats.org/officeDocument/2006/bibliography" xmlns="http://schemas.openxmlformats.org/officeDocument/2006/bibliography" SelectedStyle="\APASixthEditionOfficeOnline.xsl" StyleName="APA" Version="6"/>
+</file>
+
 <file path=customXml/item3.xml><?xml version="1.0" encoding="utf-8"?>
+<?mso-contentType ?>
+<FormTemplates xmlns="http://schemas.microsoft.com/sharepoint/v3/contenttype/forms">
+  <Display>DocumentLibraryForm</Display>
+  <Edit>DocumentLibraryForm</Edit>
+  <New>DocumentLibraryForm</New>
+</FormTemplates>
+</file>
+
+<file path=customXml/item4.xml><?xml version="1.0" encoding="utf-8"?>
 <p:properties xmlns:p="http://schemas.microsoft.com/office/2006/metadata/properties" xmlns:xsi="http://www.w3.org/2001/XMLSchema-instance" xmlns:pc="http://schemas.microsoft.com/office/infopath/2007/PartnerControls">
   <documentManagement>
     <TaxCatchAll xmlns="13c90a0b-73bc-4dc0-be5f-28d77b615beb" xsi:nil="true"/>
@@ -14546,24 +14457,7 @@
 </p:properties>
 </file>
 
-<file path=customXml/item4.xml><?xml version="1.0" encoding="utf-8"?>
-<?mso-contentType ?>
-<FormTemplates xmlns="http://schemas.microsoft.com/sharepoint/v3/contenttype/forms">
-  <Display>DocumentLibraryForm</Display>
-  <Edit>DocumentLibraryForm</Edit>
-  <New>DocumentLibraryForm</New>
-</FormTemplates>
-</file>
-
 <file path=customXml/itemProps1.xml><?xml version="1.0" encoding="utf-8"?>
-<ds:datastoreItem xmlns:ds="http://schemas.openxmlformats.org/officeDocument/2006/customXml" ds:itemID="{EAE431FD-7059-4C09-804B-C9D69EB7B213}">
-  <ds:schemaRefs>
-    <ds:schemaRef ds:uri="http://schemas.openxmlformats.org/officeDocument/2006/bibliography"/>
-  </ds:schemaRefs>
-</ds:datastoreItem>
-</file>
-
-<file path=customXml/itemProps2.xml><?xml version="1.0" encoding="utf-8"?>
 <ds:datastoreItem xmlns:ds="http://schemas.openxmlformats.org/officeDocument/2006/customXml" ds:itemID="{B654DA77-5AF3-4C28-B174-728857D2E6AA}">
   <ds:schemaRefs>
     <ds:schemaRef ds:uri="http://schemas.microsoft.com/office/2006/metadata/contentType"/>
@@ -14582,7 +14476,23 @@
 </ds:datastoreItem>
 </file>
 
+<file path=customXml/itemProps2.xml><?xml version="1.0" encoding="utf-8"?>
+<ds:datastoreItem xmlns:ds="http://schemas.openxmlformats.org/officeDocument/2006/customXml" ds:itemID="{EAE431FD-7059-4C09-804B-C9D69EB7B213}">
+  <ds:schemaRefs>
+    <ds:schemaRef ds:uri="http://schemas.openxmlformats.org/officeDocument/2006/bibliography"/>
+  </ds:schemaRefs>
+</ds:datastoreItem>
+</file>
+
 <file path=customXml/itemProps3.xml><?xml version="1.0" encoding="utf-8"?>
+<ds:datastoreItem xmlns:ds="http://schemas.openxmlformats.org/officeDocument/2006/customXml" ds:itemID="{10663269-2064-4804-8290-36D4A57F5557}">
+  <ds:schemaRefs>
+    <ds:schemaRef ds:uri="http://schemas.microsoft.com/sharepoint/v3/contenttype/forms"/>
+  </ds:schemaRefs>
+</ds:datastoreItem>
+</file>
+
+<file path=customXml/itemProps4.xml><?xml version="1.0" encoding="utf-8"?>
 <ds:datastoreItem xmlns:ds="http://schemas.openxmlformats.org/officeDocument/2006/customXml" ds:itemID="{1279454D-02BE-4A9C-A117-DCD1573E2608}">
   <ds:schemaRefs>
     <ds:schemaRef ds:uri="http://schemas.microsoft.com/office/2006/metadata/properties"/>
@@ -14591,12 +14501,4 @@
     <ds:schemaRef ds:uri="13c93bba-48ce-428c-bfe5-88b42c19b028"/>
   </ds:schemaRefs>
 </ds:datastoreItem>
-</file>
-
-<file path=customXml/itemProps4.xml><?xml version="1.0" encoding="utf-8"?>
-<ds:datastoreItem xmlns:ds="http://schemas.openxmlformats.org/officeDocument/2006/customXml" ds:itemID="{10663269-2064-4804-8290-36D4A57F5557}">
-  <ds:schemaRefs>
-    <ds:schemaRef ds:uri="http://schemas.microsoft.com/sharepoint/v3/contenttype/forms"/>
-  </ds:schemaRefs>
-</ds:datastoreItem>
 </file>